--- a/Received/4/4, maths.docx
+++ b/Received/4/4, maths.docx
@@ -87,7 +87,7 @@
             <v:stroke joinstyle="miter"/>
             <v:path gradientshapeok="t" o:connecttype="rect"/>
           </v:shapetype>
-          <v:shape id="Text Box 3" o:spid="_x0000_s1029" type="#_x0000_t202" style="position:absolute;left:0;text-align:left;margin-left:-3.2pt;margin-top:.75pt;width:48pt;height:110.6pt;z-index:251669504;visibility:visible;mso-wrap-style:square;mso-width-percent:0;mso-height-percent:200;mso-wrap-distance-left:9pt;mso-wrap-distance-top:3.6pt;mso-wrap-distance-right:9pt;mso-wrap-distance-bottom:3.6pt;mso-position-horizontal:right;mso-position-horizontal-relative:text;mso-position-vertical:absolute;mso-position-vertical-relative:text;mso-width-percent:0;mso-height-percent:200;mso-width-relative:margin;mso-height-relative:margin;v-text-anchor:top" o:gfxdata="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" filled="f" stroked="f">
+          <v:shape id="Text Box 3" o:spid="_x0000_s1029" type="#_x0000_t202" style="position:absolute;left:0;text-align:left;margin-left:-6.4pt;margin-top:.75pt;width:48pt;height:110.6pt;z-index:251669504;visibility:visible;mso-wrap-style:square;mso-width-percent:0;mso-height-percent:200;mso-wrap-distance-left:9pt;mso-wrap-distance-top:3.6pt;mso-wrap-distance-right:9pt;mso-wrap-distance-bottom:3.6pt;mso-position-horizontal:right;mso-position-horizontal-relative:text;mso-position-vertical:absolute;mso-position-vertical-relative:text;mso-width-percent:0;mso-height-percent:200;mso-width-relative:margin;mso-height-relative:margin;v-text-anchor:top" o:gfxdata="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" filled="f" stroked="f">
             <v:textbox style="mso-fit-shape-to-text:t">
               <w:txbxContent>
                 <w:p>
@@ -101,6 +101,16 @@
                     </w:rPr>
                     <w:t xml:space="preserve">D- </w:t>
                   </w:r>
+                  <w:r>
+                    <w:rPr>
+                      <w:rFonts w:ascii="Times New Roman" w:hAnsi="Times New Roman"/>
+                      <w:b/>
+                      <w:bCs/>
+                      <w:sz w:val="28"/>
+                      <w:szCs w:val="28"/>
+                    </w:rPr>
+                    <w:t>15</w:t>
+                  </w:r>
                 </w:p>
               </w:txbxContent>
             </v:textbox>
@@ -136,27 +146,7 @@
           <w:bCs/>
           <w:sz w:val="20"/>
         </w:rPr>
-        <w:t xml:space="preserve">Ratnanagar-7, </w:t>
-      </w:r>
-      <w:proofErr w:type="spellStart"/>
-      <w:r>
-        <w:rPr>
-          <w:rFonts w:ascii="Times New Roman" w:hAnsi="Times New Roman"/>
-          <w:b/>
-          <w:bCs/>
-          <w:sz w:val="20"/>
-        </w:rPr>
-        <w:t>Sauraha</w:t>
-      </w:r>
-      <w:proofErr w:type="spellEnd"/>
-      <w:r>
-        <w:rPr>
-          <w:rFonts w:ascii="Times New Roman" w:hAnsi="Times New Roman"/>
-          <w:b/>
-          <w:bCs/>
-          <w:sz w:val="20"/>
-        </w:rPr>
-        <w:t>, Chitwan</w:t>
+        <w:t>Ratnanagar-7, Sauraha, Chitwan</w:t>
       </w:r>
     </w:p>
     <w:p>
@@ -312,7 +302,6 @@
         </w:rPr>
         <w:t xml:space="preserve">Sub: </w:t>
       </w:r>
-      <w:proofErr w:type="spellStart"/>
       <w:r>
         <w:rPr>
           <w:rFonts w:ascii="Times New Roman" w:hAnsi="Times New Roman"/>
@@ -323,7 +312,6 @@
         </w:rPr>
         <w:t>Maths</w:t>
       </w:r>
-      <w:proofErr w:type="spellEnd"/>
     </w:p>
     <w:p>
       <w:pPr>
@@ -365,25 +353,7 @@
           <w:sz w:val="24"/>
           <w:szCs w:val="24"/>
         </w:rPr>
-        <w:t xml:space="preserve">1. The population of </w:t>
-      </w:r>
-      <w:proofErr w:type="spellStart"/>
-      <w:r>
-        <w:rPr>
-          <w:rFonts w:ascii="Times New Roman" w:hAnsi="Times New Roman" w:cs="Times New Roman"/>
-          <w:sz w:val="24"/>
-          <w:szCs w:val="24"/>
-        </w:rPr>
-        <w:t>Ratnanagar</w:t>
-      </w:r>
-      <w:proofErr w:type="spellEnd"/>
-      <w:r>
-        <w:rPr>
-          <w:rFonts w:ascii="Times New Roman" w:hAnsi="Times New Roman" w:cs="Times New Roman"/>
-          <w:sz w:val="24"/>
-          <w:szCs w:val="24"/>
-        </w:rPr>
-        <w:t xml:space="preserve"> Municipality is 5252410. Answer the following questions.</w:t>
+        <w:t>1. The population of Ratnanagar Municipality is 5252410. Answer the following questions.</w:t>
       </w:r>
       <w:r>
         <w:rPr>
@@ -453,18 +423,8 @@
           <w:szCs w:val="24"/>
         </w:rPr>
         <w:tab/>
-        <w:t xml:space="preserve">a. Write the number of </w:t>
-      </w:r>
-      <w:proofErr w:type="gramStart"/>
-      <w:r>
-        <w:rPr>
-          <w:rFonts w:ascii="Times New Roman" w:hAnsi="Times New Roman" w:cs="Times New Roman"/>
-          <w:sz w:val="24"/>
-          <w:szCs w:val="24"/>
-        </w:rPr>
-        <w:t>population</w:t>
-      </w:r>
-      <w:proofErr w:type="gramEnd"/>
+        <w:t>a. Write the number of population</w:t>
+      </w:r>
       <w:r>
         <w:rPr>
           <w:rFonts w:ascii="Times New Roman" w:hAnsi="Times New Roman" w:cs="Times New Roman"/>
@@ -674,23 +634,13 @@
         </w:rPr>
         <w:t xml:space="preserve">3. </w:t>
       </w:r>
-      <w:proofErr w:type="spellStart"/>
-      <w:r>
-        <w:rPr>
-          <w:rFonts w:ascii="Times New Roman" w:hAnsi="Times New Roman" w:cs="Times New Roman"/>
-          <w:sz w:val="24"/>
-          <w:szCs w:val="24"/>
-        </w:rPr>
-        <w:t>Dripti</w:t>
-      </w:r>
-      <w:proofErr w:type="spellEnd"/>
-      <w:r>
-        <w:rPr>
-          <w:rFonts w:ascii="Times New Roman" w:hAnsi="Times New Roman" w:cs="Times New Roman"/>
-          <w:sz w:val="24"/>
-          <w:szCs w:val="24"/>
-        </w:rPr>
-        <w:t xml:space="preserve"> cut a cake into 10 equal</w:t>
+      <w:r>
+        <w:rPr>
+          <w:rFonts w:ascii="Times New Roman" w:hAnsi="Times New Roman" w:cs="Times New Roman"/>
+          <w:sz w:val="24"/>
+          <w:szCs w:val="24"/>
+        </w:rPr>
+        <w:t>Dripti cut a cake into 10 equal</w:t>
       </w:r>
       <w:r>
         <w:rPr>
@@ -1936,14 +1886,6 @@
           <w:szCs w:val="24"/>
         </w:rPr>
         <w:tab/>
-      </w:r>
-      <w:proofErr w:type="spellStart"/>
-      <w:r>
-        <w:rPr>
-          <w:rFonts w:ascii="Times New Roman" w:hAnsi="Times New Roman" w:cs="Times New Roman"/>
-          <w:sz w:val="24"/>
-          <w:szCs w:val="24"/>
-        </w:rPr>
         <w:t>x+y-</w:t>
       </w:r>
       <w:r>
@@ -1954,7 +1896,6 @@
         </w:rPr>
         <w:t>z</w:t>
       </w:r>
-      <w:proofErr w:type="spellEnd"/>
     </w:p>
     <w:p>
       <w:pPr>
@@ -2003,25 +1944,7 @@
           <w:szCs w:val="24"/>
         </w:rPr>
         <w:tab/>
-        <w:t>(</w:t>
-      </w:r>
-      <w:proofErr w:type="spellStart"/>
-      <w:r>
-        <w:rPr>
-          <w:rFonts w:ascii="Times New Roman" w:hAnsi="Times New Roman" w:cs="Times New Roman"/>
-          <w:sz w:val="24"/>
-          <w:szCs w:val="24"/>
-        </w:rPr>
-        <w:t>x+y</w:t>
-      </w:r>
-      <w:proofErr w:type="spellEnd"/>
-      <w:r>
-        <w:rPr>
-          <w:rFonts w:ascii="Times New Roman" w:hAnsi="Times New Roman" w:cs="Times New Roman"/>
-          <w:sz w:val="24"/>
-          <w:szCs w:val="24"/>
-        </w:rPr>
-        <w:t>) is divided by m.</w:t>
+        <w:t>(x+y) is divided by m.</w:t>
       </w:r>
     </w:p>
     <w:p>

--- a/Received/4/4, maths.docx
+++ b/Received/4/4, maths.docx
@@ -87,7 +87,7 @@
             <v:stroke joinstyle="miter"/>
             <v:path gradientshapeok="t" o:connecttype="rect"/>
           </v:shapetype>
-          <v:shape id="Text Box 3" o:spid="_x0000_s1029" type="#_x0000_t202" style="position:absolute;left:0;text-align:left;margin-left:-6.4pt;margin-top:.75pt;width:48pt;height:110.6pt;z-index:251669504;visibility:visible;mso-wrap-style:square;mso-width-percent:0;mso-height-percent:200;mso-wrap-distance-left:9pt;mso-wrap-distance-top:3.6pt;mso-wrap-distance-right:9pt;mso-wrap-distance-bottom:3.6pt;mso-position-horizontal:right;mso-position-horizontal-relative:text;mso-position-vertical:absolute;mso-position-vertical-relative:text;mso-width-percent:0;mso-height-percent:200;mso-width-relative:margin;mso-height-relative:margin;v-text-anchor:top" o:gfxdata="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" filled="f" stroked="f">
+          <v:shape id="Text Box 3" o:spid="_x0000_s1029" type="#_x0000_t202" style="position:absolute;left:0;text-align:left;margin-left:-9.6pt;margin-top:.75pt;width:48pt;height:110.6pt;z-index:251669504;visibility:visible;mso-wrap-style:square;mso-width-percent:0;mso-height-percent:200;mso-wrap-distance-left:9pt;mso-wrap-distance-top:3.6pt;mso-wrap-distance-right:9pt;mso-wrap-distance-bottom:3.6pt;mso-position-horizontal:right;mso-position-horizontal-relative:text;mso-position-vertical:absolute;mso-position-vertical-relative:text;mso-width-percent:0;mso-height-percent:200;mso-width-relative:margin;mso-height-relative:margin;v-text-anchor:top" o:gfxdata="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" filled="f" stroked="f">
             <v:textbox style="mso-fit-shape-to-text:t">
               <w:txbxContent>
                 <w:p>
@@ -146,7 +146,27 @@
           <w:bCs/>
           <w:sz w:val="20"/>
         </w:rPr>
-        <w:t>Ratnanagar-7, Sauraha, Chitwan</w:t>
+        <w:t xml:space="preserve">Ratnanagar-7, </w:t>
+      </w:r>
+      <w:proofErr w:type="spellStart"/>
+      <w:r>
+        <w:rPr>
+          <w:rFonts w:ascii="Times New Roman" w:hAnsi="Times New Roman"/>
+          <w:b/>
+          <w:bCs/>
+          <w:sz w:val="20"/>
+        </w:rPr>
+        <w:t>Sauraha</w:t>
+      </w:r>
+      <w:proofErr w:type="spellEnd"/>
+      <w:r>
+        <w:rPr>
+          <w:rFonts w:ascii="Times New Roman" w:hAnsi="Times New Roman"/>
+          <w:b/>
+          <w:bCs/>
+          <w:sz w:val="20"/>
+        </w:rPr>
+        <w:t>, Chitwan</w:t>
       </w:r>
     </w:p>
     <w:p>
@@ -302,6 +322,7 @@
         </w:rPr>
         <w:t xml:space="preserve">Sub: </w:t>
       </w:r>
+      <w:proofErr w:type="spellStart"/>
       <w:r>
         <w:rPr>
           <w:rFonts w:ascii="Times New Roman" w:hAnsi="Times New Roman"/>
@@ -312,6 +333,7 @@
         </w:rPr>
         <w:t>Maths</w:t>
       </w:r>
+      <w:proofErr w:type="spellEnd"/>
     </w:p>
     <w:p>
       <w:pPr>
@@ -353,7 +375,25 @@
           <w:sz w:val="24"/>
           <w:szCs w:val="24"/>
         </w:rPr>
-        <w:t>1. The population of Ratnanagar Municipality is 5252410. Answer the following questions.</w:t>
+        <w:t xml:space="preserve">1. The population of </w:t>
+      </w:r>
+      <w:proofErr w:type="spellStart"/>
+      <w:r>
+        <w:rPr>
+          <w:rFonts w:ascii="Times New Roman" w:hAnsi="Times New Roman" w:cs="Times New Roman"/>
+          <w:sz w:val="24"/>
+          <w:szCs w:val="24"/>
+        </w:rPr>
+        <w:t>Ratnanagar</w:t>
+      </w:r>
+      <w:proofErr w:type="spellEnd"/>
+      <w:r>
+        <w:rPr>
+          <w:rFonts w:ascii="Times New Roman" w:hAnsi="Times New Roman" w:cs="Times New Roman"/>
+          <w:sz w:val="24"/>
+          <w:szCs w:val="24"/>
+        </w:rPr>
+        <w:t xml:space="preserve"> Municipality is 5252410. Answer the following questions.</w:t>
       </w:r>
       <w:r>
         <w:rPr>
@@ -423,8 +463,18 @@
           <w:szCs w:val="24"/>
         </w:rPr>
         <w:tab/>
-        <w:t>a. Write the number of population</w:t>
-      </w:r>
+        <w:t xml:space="preserve">a. Write the number of </w:t>
+      </w:r>
+      <w:proofErr w:type="gramStart"/>
+      <w:r>
+        <w:rPr>
+          <w:rFonts w:ascii="Times New Roman" w:hAnsi="Times New Roman" w:cs="Times New Roman"/>
+          <w:sz w:val="24"/>
+          <w:szCs w:val="24"/>
+        </w:rPr>
+        <w:t>population</w:t>
+      </w:r>
+      <w:proofErr w:type="gramEnd"/>
       <w:r>
         <w:rPr>
           <w:rFonts w:ascii="Times New Roman" w:hAnsi="Times New Roman" w:cs="Times New Roman"/>
@@ -634,13 +684,23 @@
         </w:rPr>
         <w:t xml:space="preserve">3. </w:t>
       </w:r>
-      <w:r>
-        <w:rPr>
-          <w:rFonts w:ascii="Times New Roman" w:hAnsi="Times New Roman" w:cs="Times New Roman"/>
-          <w:sz w:val="24"/>
-          <w:szCs w:val="24"/>
-        </w:rPr>
-        <w:t>Dripti cut a cake into 10 equal</w:t>
+      <w:proofErr w:type="spellStart"/>
+      <w:r>
+        <w:rPr>
+          <w:rFonts w:ascii="Times New Roman" w:hAnsi="Times New Roman" w:cs="Times New Roman"/>
+          <w:sz w:val="24"/>
+          <w:szCs w:val="24"/>
+        </w:rPr>
+        <w:t>Dripti</w:t>
+      </w:r>
+      <w:proofErr w:type="spellEnd"/>
+      <w:r>
+        <w:rPr>
+          <w:rFonts w:ascii="Times New Roman" w:hAnsi="Times New Roman" w:cs="Times New Roman"/>
+          <w:sz w:val="24"/>
+          <w:szCs w:val="24"/>
+        </w:rPr>
+        <w:t xml:space="preserve"> cut a cake into 10 equal</w:t>
       </w:r>
       <w:r>
         <w:rPr>
@@ -961,14 +1021,6 @@
           <w:szCs w:val="24"/>
         </w:rPr>
         <w:t xml:space="preserve"> Draw a sample of a bill.</w:t>
-      </w:r>
-      <w:r>
-        <w:rPr>
-          <w:rFonts w:ascii="Times New Roman" w:hAnsi="Times New Roman" w:cs="Times New Roman"/>
-          <w:sz w:val="24"/>
-          <w:szCs w:val="24"/>
-        </w:rPr>
-        <w:tab/>
       </w:r>
       <w:r>
         <w:rPr>
@@ -1886,6 +1938,14 @@
           <w:szCs w:val="24"/>
         </w:rPr>
         <w:tab/>
+      </w:r>
+      <w:proofErr w:type="spellStart"/>
+      <w:r>
+        <w:rPr>
+          <w:rFonts w:ascii="Times New Roman" w:hAnsi="Times New Roman" w:cs="Times New Roman"/>
+          <w:sz w:val="24"/>
+          <w:szCs w:val="24"/>
+        </w:rPr>
         <w:t>x+y-</w:t>
       </w:r>
       <w:r>
@@ -1896,6 +1956,7 @@
         </w:rPr>
         <w:t>z</w:t>
       </w:r>
+      <w:proofErr w:type="spellEnd"/>
     </w:p>
     <w:p>
       <w:pPr>
@@ -1944,7 +2005,25 @@
           <w:szCs w:val="24"/>
         </w:rPr>
         <w:tab/>
-        <w:t>(x+y) is divided by m.</w:t>
+        <w:t>(</w:t>
+      </w:r>
+      <w:proofErr w:type="spellStart"/>
+      <w:r>
+        <w:rPr>
+          <w:rFonts w:ascii="Times New Roman" w:hAnsi="Times New Roman" w:cs="Times New Roman"/>
+          <w:sz w:val="24"/>
+          <w:szCs w:val="24"/>
+        </w:rPr>
+        <w:t>x+y</w:t>
+      </w:r>
+      <w:proofErr w:type="spellEnd"/>
+      <w:r>
+        <w:rPr>
+          <w:rFonts w:ascii="Times New Roman" w:hAnsi="Times New Roman" w:cs="Times New Roman"/>
+          <w:sz w:val="24"/>
+          <w:szCs w:val="24"/>
+        </w:rPr>
+        <w:t>) is divided by m.</w:t>
       </w:r>
     </w:p>
     <w:p>
@@ -2114,12 +2193,7 @@
           <w:lang w:bidi="ne-NP"/>
         </w:rPr>
       </w:pPr>
-    </w:p>
-    <w:p>
-      <w:pPr>
-        <w:spacing w:after="0" w:line="240" w:lineRule="auto"/>
-        <w:ind w:left="288" w:hanging="288"/>
-        <w:jc w:val="both"/>
+      <w:r>
         <w:rPr>
           <w:rFonts w:ascii="Times New Roman" w:hAnsi="Times New Roman" w:cs="Times New Roman"/>
           <w:noProof/>
@@ -2127,7 +2201,10 @@
           <w:szCs w:val="24"/>
           <w:lang w:bidi="ne-NP"/>
         </w:rPr>
-      </w:pPr>
+        <w:pict w14:anchorId="21E00B05">
+          <v:rect id="_x0000_s1036" style="position:absolute;left:0;text-align:left;margin-left:237.3pt;margin-top:9.45pt;width:22.85pt;height:11.55pt;z-index:251674624" fillcolor="white [3212]"/>
+        </w:pict>
+      </w:r>
     </w:p>
     <w:p>
       <w:pPr>
@@ -2142,12 +2219,7 @@
           <w:lang w:bidi="ne-NP"/>
         </w:rPr>
       </w:pPr>
-    </w:p>
-    <w:p>
-      <w:pPr>
-        <w:spacing w:after="0" w:line="240" w:lineRule="auto"/>
-        <w:ind w:left="288" w:hanging="288"/>
-        <w:jc w:val="both"/>
+      <w:r>
         <w:rPr>
           <w:rFonts w:ascii="Times New Roman" w:hAnsi="Times New Roman" w:cs="Times New Roman"/>
           <w:noProof/>
@@ -2155,13 +2227,11 @@
           <w:szCs w:val="24"/>
           <w:lang w:bidi="ne-NP"/>
         </w:rPr>
-      </w:pPr>
-    </w:p>
-    <w:p>
-      <w:pPr>
-        <w:spacing w:after="0" w:line="240" w:lineRule="auto"/>
-        <w:ind w:left="288" w:hanging="288"/>
-        <w:jc w:val="both"/>
+        <w:pict w14:anchorId="1A0A049C">
+          <v:rect id="_x0000_s1037" style="position:absolute;left:0;text-align:left;margin-left:238.4pt;margin-top:3.45pt;width:20.55pt;height:7.15pt;z-index:251675648" fillcolor="white [3212]" strokecolor="white [3212]"/>
+        </w:pict>
+      </w:r>
+      <w:r>
         <w:rPr>
           <w:rFonts w:ascii="Times New Roman" w:hAnsi="Times New Roman" w:cs="Times New Roman"/>
           <w:noProof/>
@@ -2169,7 +2239,10 @@
           <w:szCs w:val="24"/>
           <w:lang w:bidi="ne-NP"/>
         </w:rPr>
-      </w:pPr>
+        <w:pict w14:anchorId="58F342BD">
+          <v:rect id="_x0000_s1033" style="position:absolute;left:0;text-align:left;margin-left:157.7pt;margin-top:13.2pt;width:23.7pt;height:7.85pt;z-index:251672576"/>
+        </w:pict>
+      </w:r>
     </w:p>
     <w:p>
       <w:pPr>
@@ -2184,12 +2257,7 @@
           <w:lang w:bidi="ne-NP"/>
         </w:rPr>
       </w:pPr>
-    </w:p>
-    <w:p>
-      <w:pPr>
-        <w:spacing w:after="0" w:line="240" w:lineRule="auto"/>
-        <w:ind w:left="288" w:hanging="288"/>
-        <w:jc w:val="both"/>
+      <w:r>
         <w:rPr>
           <w:rFonts w:ascii="Times New Roman" w:hAnsi="Times New Roman" w:cs="Times New Roman"/>
           <w:noProof/>
@@ -2197,7 +2265,118 @@
           <w:szCs w:val="24"/>
           <w:lang w:bidi="ne-NP"/>
         </w:rPr>
-      </w:pPr>
+        <w:pict w14:anchorId="43A33F2C">
+          <v:rect id="_x0000_s1034" style="position:absolute;left:0;text-align:left;margin-left:159.1pt;margin-top:4.8pt;width:20.7pt;height:7.15pt;z-index:251673600" fillcolor="white [3212]" strokecolor="white [3212]"/>
+        </w:pict>
+      </w:r>
+      <w:r>
+        <w:rPr>
+          <w:rFonts w:ascii="Times New Roman" w:hAnsi="Times New Roman" w:cs="Times New Roman"/>
+          <w:noProof/>
+          <w:sz w:val="24"/>
+          <w:szCs w:val="24"/>
+          <w:lang w:bidi="ne-NP"/>
+        </w:rPr>
+        <w:pict w14:anchorId="59AD6E75">
+          <v:rect id="_x0000_s1032" style="position:absolute;left:0;text-align:left;margin-left:73.85pt;margin-top:7.25pt;width:29.95pt;height:7.75pt;z-index:251671552" fillcolor="white [3212]" strokecolor="white [3212]"/>
+        </w:pict>
+      </w:r>
+    </w:p>
+    <w:p>
+      <w:pPr>
+        <w:spacing w:after="0" w:line="240" w:lineRule="auto"/>
+        <w:ind w:left="288" w:hanging="288"/>
+        <w:jc w:val="both"/>
+        <w:rPr>
+          <w:rFonts w:ascii="Times New Roman" w:hAnsi="Times New Roman" w:cs="Times New Roman"/>
+          <w:noProof/>
+          <w:sz w:val="24"/>
+          <w:szCs w:val="24"/>
+          <w:lang w:bidi="ne-NP"/>
+        </w:rPr>
+      </w:pPr>
+      <w:r>
+        <w:rPr>
+          <w:rFonts w:ascii="Times New Roman" w:hAnsi="Times New Roman" w:cs="Times New Roman"/>
+          <w:noProof/>
+          <w:sz w:val="24"/>
+          <w:szCs w:val="24"/>
+          <w:lang w:bidi="ne-NP"/>
+        </w:rPr>
+        <w:pict w14:anchorId="19A6D445">
+          <v:shapetype id="_x0000_t32" coordsize="21600,21600" o:spt="32" o:oned="t" path="m,l21600,21600e" filled="f">
+            <v:path arrowok="t" fillok="f" o:connecttype="none"/>
+            <o:lock v:ext="edit" shapetype="t"/>
+          </v:shapetype>
+          <v:shape id="_x0000_s1031" type="#_x0000_t32" style="position:absolute;left:0;text-align:left;margin-left:77.6pt;margin-top:2pt;width:23.85pt;height:.05pt;z-index:251670528" o:connectortype="straight"/>
+        </w:pict>
+      </w:r>
+    </w:p>
+    <w:p>
+      <w:pPr>
+        <w:spacing w:after="0" w:line="240" w:lineRule="auto"/>
+        <w:ind w:left="288" w:hanging="288"/>
+        <w:jc w:val="both"/>
+        <w:rPr>
+          <w:rFonts w:ascii="Times New Roman" w:hAnsi="Times New Roman" w:cs="Times New Roman"/>
+          <w:noProof/>
+          <w:sz w:val="24"/>
+          <w:szCs w:val="24"/>
+          <w:lang w:bidi="ne-NP"/>
+        </w:rPr>
+      </w:pPr>
+    </w:p>
+    <w:p>
+      <w:pPr>
+        <w:spacing w:after="0" w:line="240" w:lineRule="auto"/>
+        <w:ind w:left="288" w:hanging="288"/>
+        <w:jc w:val="both"/>
+        <w:rPr>
+          <w:rFonts w:ascii="Times New Roman" w:hAnsi="Times New Roman" w:cs="Times New Roman"/>
+          <w:noProof/>
+          <w:sz w:val="24"/>
+          <w:szCs w:val="24"/>
+          <w:lang w:bidi="ne-NP"/>
+        </w:rPr>
+      </w:pPr>
+      <w:r>
+        <w:rPr>
+          <w:rFonts w:ascii="Times New Roman" w:hAnsi="Times New Roman" w:cs="Times New Roman"/>
+          <w:noProof/>
+          <w:sz w:val="24"/>
+          <w:szCs w:val="24"/>
+          <w:lang w:bidi="ne-NP"/>
+        </w:rPr>
+        <w:pict w14:anchorId="5A02A5A4">
+          <v:rect id="_x0000_s1038" style="position:absolute;left:0;text-align:left;margin-left:315pt;margin-top:12.45pt;width:24.6pt;height:12pt;z-index:251676672" fillcolor="white [3212]" strokecolor="white [3212]"/>
+        </w:pict>
+      </w:r>
+    </w:p>
+    <w:p>
+      <w:pPr>
+        <w:spacing w:after="0" w:line="240" w:lineRule="auto"/>
+        <w:ind w:left="288" w:hanging="288"/>
+        <w:jc w:val="both"/>
+        <w:rPr>
+          <w:rFonts w:ascii="Times New Roman" w:hAnsi="Times New Roman" w:cs="Times New Roman"/>
+          <w:noProof/>
+          <w:sz w:val="24"/>
+          <w:szCs w:val="24"/>
+          <w:lang w:bidi="ne-NP"/>
+        </w:rPr>
+      </w:pPr>
+      <w:r>
+        <w:rPr>
+          <w:rFonts w:ascii="Times New Roman" w:hAnsi="Times New Roman" w:cs="Times New Roman"/>
+          <w:noProof/>
+          <w:sz w:val="24"/>
+          <w:szCs w:val="24"/>
+          <w:lang w:bidi="ne-NP"/>
+        </w:rPr>
+        <w:pict w14:anchorId="238743EF">
+          <v:shape id="_x0000_s1039" type="#_x0000_t32" style="position:absolute;left:0;text-align:left;margin-left:316.05pt;margin-top:10.65pt;width:22.3pt;height:0;z-index:251677696" o:connectortype="straight"/>
+        </w:pict>
+      </w:r>
     </w:p>
     <w:p>
       <w:pPr>
@@ -2411,7 +2590,7 @@
     </w:p>
     <w:sectPr>
       <w:pgSz w:w="16839" w:h="11907" w:orient="landscape" w:code="9"/>
-      <w:pgMar w:top="720" w:right="720" w:bottom="720" w:left="720" w:header="720" w:footer="720" w:gutter="0"/>
+      <w:pgMar w:top="630" w:right="720" w:bottom="720" w:left="720" w:header="720" w:footer="720" w:gutter="0"/>
       <w:cols w:num="2" w:space="459"/>
       <w:docGrid w:linePitch="360"/>
     </w:sectPr>
